--- a/outputs/ict-prepared/Grade_11_ICT_Unit_02_Section_04_master.docx
+++ b/outputs/ict-prepared/Grade_11_ICT_Unit_02_Section_04_master.docx
@@ -753,6 +753,939 @@
           <w:bCs w:val="false"/>
         </w:rPr>
         <w:t xml:space="preserve">Algorithmic Bias: Systematic and repeatable errors in an AI system that create unfair outcomes, typically stemming from unrepresentative training datasets.</w:t>
+      </w:r>
+    </w:p>
+    <w:p>
+      <w:pPr>
+        <w:pStyle w:val="Heading1"/>
+        <w:spacing w:after="120" w:before="240"/>
+      </w:pPr>
+      <w:r>
+        <w:t xml:space="preserve">TEXTBOOK FIGURES (SHOW THESE IN THE VIDEO)</w:t>
+      </w:r>
+    </w:p>
+    <w:p>
+      <w:pPr>
+        <w:spacing w:after="100"/>
+      </w:pPr>
+      <w:r>
+        <w:rPr>
+          <w:b w:val="false"/>
+          <w:bCs w:val="false"/>
+        </w:rPr>
+        <w:t xml:space="preserve">Use these official textbook figures as on-screen visuals in the scenes that teach the matching concept. Prefer them over stock footage, and keep the figure caption as on-screen text.</w:t>
+      </w:r>
+    </w:p>
+    <w:p>
+      <w:pPr>
+        <w:spacing w:after="40" w:before="120"/>
+      </w:pPr>
+      <w:r>
+        <w:drawing>
+          <wp:inline distT="0" distB="0" distL="0" distR="0">
+            <wp:extent cx="5267325" cy="4219575"/>
+            <wp:effectExtent t="0" r="0" b="0" l="0"/>
+            <wp:docPr id="6" name="Figure 2.1" descr="Fraud detection using machine learning" title="Figure 2.1"/>
+            <wp:cNvGraphicFramePr>
+              <a:graphicFrameLocks xmlns:a="http://schemas.openxmlformats.org/drawingml/2006/main" noChangeAspect="1"/>
+            </wp:cNvGraphicFramePr>
+            <a:graphic xmlns:a="http://schemas.openxmlformats.org/drawingml/2006/main">
+              <a:graphicData uri="http://schemas.openxmlformats.org/drawingml/2006/picture">
+                <pic:pic xmlns:pic="http://schemas.openxmlformats.org/drawingml/2006/picture">
+                  <pic:nvPicPr>
+                    <pic:cNvPr id="0" name="" descr=""/>
+                    <pic:cNvPicPr>
+                      <a:picLocks noChangeAspect="1" noChangeArrowheads="1"/>
+                    </pic:cNvPicPr>
+                  </pic:nvPicPr>
+                  <pic:blipFill>
+                    <a:blip r:embed="rId7" cstate="none"/>
+                    <a:srcRect/>
+                    <a:stretch>
+                      <a:fillRect/>
+                    </a:stretch>
+                  </pic:blipFill>
+                  <pic:spPr bwMode="auto">
+                    <a:xfrm>
+                      <a:off x="0" y="0"/>
+                      <a:ext cx="5267325" cy="4219575"/>
+                    </a:xfrm>
+                    <a:prstGeom prst="rect">
+                      <a:avLst/>
+                    </a:prstGeom>
+                  </pic:spPr>
+                </pic:pic>
+              </a:graphicData>
+            </a:graphic>
+          </wp:inline>
+        </w:drawing>
+      </w:r>
+    </w:p>
+    <w:p>
+      <w:pPr>
+        <w:spacing w:after="100"/>
+      </w:pPr>
+      <w:r>
+        <w:rPr>
+          <w:b/>
+          <w:bCs/>
+        </w:rPr>
+        <w:t xml:space="preserve">Figure 2.1: Fraud detection using machine learning (textbook page 35)</w:t>
+      </w:r>
+    </w:p>
+    <w:p>
+      <w:pPr>
+        <w:spacing w:after="40" w:before="120"/>
+      </w:pPr>
+      <w:r>
+        <w:drawing>
+          <wp:inline distT="0" distB="0" distL="0" distR="0">
+            <wp:extent cx="4333875" cy="3476625"/>
+            <wp:effectExtent t="0" r="0" b="0" l="0"/>
+            <wp:docPr id="7" name="Figure 2.2" descr="Robots in car manufacturing assembly line" title="Figure 2.2"/>
+            <wp:cNvGraphicFramePr>
+              <a:graphicFrameLocks xmlns:a="http://schemas.openxmlformats.org/drawingml/2006/main" noChangeAspect="1"/>
+            </wp:cNvGraphicFramePr>
+            <a:graphic xmlns:a="http://schemas.openxmlformats.org/drawingml/2006/main">
+              <a:graphicData uri="http://schemas.openxmlformats.org/drawingml/2006/picture">
+                <pic:pic xmlns:pic="http://schemas.openxmlformats.org/drawingml/2006/picture">
+                  <pic:nvPicPr>
+                    <pic:cNvPr id="0" name="" descr=""/>
+                    <pic:cNvPicPr>
+                      <a:picLocks noChangeAspect="1" noChangeArrowheads="1"/>
+                    </pic:cNvPicPr>
+                  </pic:nvPicPr>
+                  <pic:blipFill>
+                    <a:blip r:embed="rId8" cstate="none"/>
+                    <a:srcRect/>
+                    <a:stretch>
+                      <a:fillRect/>
+                    </a:stretch>
+                  </pic:blipFill>
+                  <pic:spPr bwMode="auto">
+                    <a:xfrm>
+                      <a:off x="0" y="0"/>
+                      <a:ext cx="4333875" cy="3476625"/>
+                    </a:xfrm>
+                    <a:prstGeom prst="rect">
+                      <a:avLst/>
+                    </a:prstGeom>
+                  </pic:spPr>
+                </pic:pic>
+              </a:graphicData>
+            </a:graphic>
+          </wp:inline>
+        </w:drawing>
+      </w:r>
+    </w:p>
+    <w:p>
+      <w:pPr>
+        <w:spacing w:after="100"/>
+      </w:pPr>
+      <w:r>
+        <w:rPr>
+          <w:b/>
+          <w:bCs/>
+        </w:rPr>
+        <w:t xml:space="preserve">Figure 2.2: Robots in car manufacturing assembly line (textbook page 36)</w:t>
+      </w:r>
+    </w:p>
+    <w:p>
+      <w:pPr>
+        <w:spacing w:after="40" w:before="120"/>
+      </w:pPr>
+      <w:r>
+        <w:drawing>
+          <wp:inline distT="0" distB="0" distL="0" distR="0">
+            <wp:extent cx="3648075" cy="2914650"/>
+            <wp:effectExtent t="0" r="0" b="0" l="0"/>
+            <wp:docPr id="8" name="Figure 2.3" descr="Robot vacuum cleaner" title="Figure 2.3"/>
+            <wp:cNvGraphicFramePr>
+              <a:graphicFrameLocks xmlns:a="http://schemas.openxmlformats.org/drawingml/2006/main" noChangeAspect="1"/>
+            </wp:cNvGraphicFramePr>
+            <a:graphic xmlns:a="http://schemas.openxmlformats.org/drawingml/2006/main">
+              <a:graphicData uri="http://schemas.openxmlformats.org/drawingml/2006/picture">
+                <pic:pic xmlns:pic="http://schemas.openxmlformats.org/drawingml/2006/picture">
+                  <pic:nvPicPr>
+                    <pic:cNvPr id="0" name="" descr=""/>
+                    <pic:cNvPicPr>
+                      <a:picLocks noChangeAspect="1" noChangeArrowheads="1"/>
+                    </pic:cNvPicPr>
+                  </pic:nvPicPr>
+                  <pic:blipFill>
+                    <a:blip r:embed="rId9" cstate="none"/>
+                    <a:srcRect/>
+                    <a:stretch>
+                      <a:fillRect/>
+                    </a:stretch>
+                  </pic:blipFill>
+                  <pic:spPr bwMode="auto">
+                    <a:xfrm>
+                      <a:off x="0" y="0"/>
+                      <a:ext cx="3648075" cy="2914650"/>
+                    </a:xfrm>
+                    <a:prstGeom prst="rect">
+                      <a:avLst/>
+                    </a:prstGeom>
+                  </pic:spPr>
+                </pic:pic>
+              </a:graphicData>
+            </a:graphic>
+          </wp:inline>
+        </w:drawing>
+      </w:r>
+    </w:p>
+    <w:p>
+      <w:pPr>
+        <w:spacing w:after="100"/>
+      </w:pPr>
+      <w:r>
+        <w:rPr>
+          <w:b/>
+          <w:bCs/>
+        </w:rPr>
+        <w:t xml:space="preserve">Figure 2.3: Robot vacuum cleaner (textbook page 36)</w:t>
+      </w:r>
+    </w:p>
+    <w:p>
+      <w:pPr>
+        <w:spacing w:after="40" w:before="120"/>
+      </w:pPr>
+      <w:r>
+        <w:drawing>
+          <wp:inline distT="0" distB="0" distL="0" distR="0">
+            <wp:extent cx="5086350" cy="3981450"/>
+            <wp:effectExtent t="0" r="0" b="0" l="0"/>
+            <wp:docPr id="9" name="Figure 2.4" descr="Applications of natural language processing" title="Figure 2.4"/>
+            <wp:cNvGraphicFramePr>
+              <a:graphicFrameLocks xmlns:a="http://schemas.openxmlformats.org/drawingml/2006/main" noChangeAspect="1"/>
+            </wp:cNvGraphicFramePr>
+            <a:graphic xmlns:a="http://schemas.openxmlformats.org/drawingml/2006/main">
+              <a:graphicData uri="http://schemas.openxmlformats.org/drawingml/2006/picture">
+                <pic:pic xmlns:pic="http://schemas.openxmlformats.org/drawingml/2006/picture">
+                  <pic:nvPicPr>
+                    <pic:cNvPr id="0" name="" descr=""/>
+                    <pic:cNvPicPr>
+                      <a:picLocks noChangeAspect="1" noChangeArrowheads="1"/>
+                    </pic:cNvPicPr>
+                  </pic:nvPicPr>
+                  <pic:blipFill>
+                    <a:blip r:embed="rId10" cstate="none"/>
+                    <a:srcRect/>
+                    <a:stretch>
+                      <a:fillRect/>
+                    </a:stretch>
+                  </pic:blipFill>
+                  <pic:spPr bwMode="auto">
+                    <a:xfrm>
+                      <a:off x="0" y="0"/>
+                      <a:ext cx="5086350" cy="3981450"/>
+                    </a:xfrm>
+                    <a:prstGeom prst="rect">
+                      <a:avLst/>
+                    </a:prstGeom>
+                  </pic:spPr>
+                </pic:pic>
+              </a:graphicData>
+            </a:graphic>
+          </wp:inline>
+        </w:drawing>
+      </w:r>
+    </w:p>
+    <w:p>
+      <w:pPr>
+        <w:spacing w:after="100"/>
+      </w:pPr>
+      <w:r>
+        <w:rPr>
+          <w:b/>
+          <w:bCs/>
+        </w:rPr>
+        <w:t xml:space="preserve">Figure 2.4: Applications of natural language processing (textbook page 37)</w:t>
+      </w:r>
+    </w:p>
+    <w:p>
+      <w:pPr>
+        <w:spacing w:after="40" w:before="120"/>
+      </w:pPr>
+      <w:r>
+        <w:drawing>
+          <wp:inline distT="0" distB="0" distL="0" distR="0">
+            <wp:extent cx="5334000" cy="3209925"/>
+            <wp:effectExtent t="0" r="0" b="0" l="0"/>
+            <wp:docPr id="10" name="Figure 2.5" descr="Expert system" title="Figure 2.5"/>
+            <wp:cNvGraphicFramePr>
+              <a:graphicFrameLocks xmlns:a="http://schemas.openxmlformats.org/drawingml/2006/main" noChangeAspect="1"/>
+            </wp:cNvGraphicFramePr>
+            <a:graphic xmlns:a="http://schemas.openxmlformats.org/drawingml/2006/main">
+              <a:graphicData uri="http://schemas.openxmlformats.org/drawingml/2006/picture">
+                <pic:pic xmlns:pic="http://schemas.openxmlformats.org/drawingml/2006/picture">
+                  <pic:nvPicPr>
+                    <pic:cNvPr id="0" name="" descr=""/>
+                    <pic:cNvPicPr>
+                      <a:picLocks noChangeAspect="1" noChangeArrowheads="1"/>
+                    </pic:cNvPicPr>
+                  </pic:nvPicPr>
+                  <pic:blipFill>
+                    <a:blip r:embed="rId11" cstate="none"/>
+                    <a:srcRect/>
+                    <a:stretch>
+                      <a:fillRect/>
+                    </a:stretch>
+                  </pic:blipFill>
+                  <pic:spPr bwMode="auto">
+                    <a:xfrm>
+                      <a:off x="0" y="0"/>
+                      <a:ext cx="5334000" cy="3209925"/>
+                    </a:xfrm>
+                    <a:prstGeom prst="rect">
+                      <a:avLst/>
+                    </a:prstGeom>
+                  </pic:spPr>
+                </pic:pic>
+              </a:graphicData>
+            </a:graphic>
+          </wp:inline>
+        </w:drawing>
+      </w:r>
+    </w:p>
+    <w:p>
+      <w:pPr>
+        <w:spacing w:after="100"/>
+      </w:pPr>
+      <w:r>
+        <w:rPr>
+          <w:b/>
+          <w:bCs/>
+        </w:rPr>
+        <w:t xml:space="preserve">Figure 2.5: Expert system (textbook page 38)</w:t>
+      </w:r>
+    </w:p>
+    <w:p>
+      <w:pPr>
+        <w:spacing w:after="40" w:before="120"/>
+      </w:pPr>
+      <w:r>
+        <w:drawing>
+          <wp:inline distT="0" distB="0" distL="0" distR="0">
+            <wp:extent cx="5334000" cy="3467100"/>
+            <wp:effectExtent t="0" r="0" b="0" l="0"/>
+            <wp:docPr id="11" name="Figure 2.6" descr="Online shopping" title="Figure 2.6"/>
+            <wp:cNvGraphicFramePr>
+              <a:graphicFrameLocks xmlns:a="http://schemas.openxmlformats.org/drawingml/2006/main" noChangeAspect="1"/>
+            </wp:cNvGraphicFramePr>
+            <a:graphic xmlns:a="http://schemas.openxmlformats.org/drawingml/2006/main">
+              <a:graphicData uri="http://schemas.openxmlformats.org/drawingml/2006/picture">
+                <pic:pic xmlns:pic="http://schemas.openxmlformats.org/drawingml/2006/picture">
+                  <pic:nvPicPr>
+                    <pic:cNvPr id="0" name="" descr=""/>
+                    <pic:cNvPicPr>
+                      <a:picLocks noChangeAspect="1" noChangeArrowheads="1"/>
+                    </pic:cNvPicPr>
+                  </pic:nvPicPr>
+                  <pic:blipFill>
+                    <a:blip r:embed="rId12" cstate="none"/>
+                    <a:srcRect/>
+                    <a:stretch>
+                      <a:fillRect/>
+                    </a:stretch>
+                  </pic:blipFill>
+                  <pic:spPr bwMode="auto">
+                    <a:xfrm>
+                      <a:off x="0" y="0"/>
+                      <a:ext cx="5334000" cy="3467100"/>
+                    </a:xfrm>
+                    <a:prstGeom prst="rect">
+                      <a:avLst/>
+                    </a:prstGeom>
+                  </pic:spPr>
+                </pic:pic>
+              </a:graphicData>
+            </a:graphic>
+          </wp:inline>
+        </w:drawing>
+      </w:r>
+    </w:p>
+    <w:p>
+      <w:pPr>
+        <w:spacing w:after="100"/>
+      </w:pPr>
+      <w:r>
+        <w:rPr>
+          <w:b/>
+          <w:bCs/>
+        </w:rPr>
+        <w:t xml:space="preserve">Figure 2.6: Online shopping (textbook page 39)</w:t>
+      </w:r>
+    </w:p>
+    <w:p>
+      <w:pPr>
+        <w:spacing w:after="40" w:before="120"/>
+      </w:pPr>
+      <w:r>
+        <w:drawing>
+          <wp:inline distT="0" distB="0" distL="0" distR="0">
+            <wp:extent cx="5334000" cy="3381375"/>
+            <wp:effectExtent t="0" r="0" b="0" l="0"/>
+            <wp:docPr id="12" name="Figure 2.7" descr="Autonomous car" title="Figure 2.7"/>
+            <wp:cNvGraphicFramePr>
+              <a:graphicFrameLocks xmlns:a="http://schemas.openxmlformats.org/drawingml/2006/main" noChangeAspect="1"/>
+            </wp:cNvGraphicFramePr>
+            <a:graphic xmlns:a="http://schemas.openxmlformats.org/drawingml/2006/main">
+              <a:graphicData uri="http://schemas.openxmlformats.org/drawingml/2006/picture">
+                <pic:pic xmlns:pic="http://schemas.openxmlformats.org/drawingml/2006/picture">
+                  <pic:nvPicPr>
+                    <pic:cNvPr id="0" name="" descr=""/>
+                    <pic:cNvPicPr>
+                      <a:picLocks noChangeAspect="1" noChangeArrowheads="1"/>
+                    </pic:cNvPicPr>
+                  </pic:nvPicPr>
+                  <pic:blipFill>
+                    <a:blip r:embed="rId13" cstate="none"/>
+                    <a:srcRect/>
+                    <a:stretch>
+                      <a:fillRect/>
+                    </a:stretch>
+                  </pic:blipFill>
+                  <pic:spPr bwMode="auto">
+                    <a:xfrm>
+                      <a:off x="0" y="0"/>
+                      <a:ext cx="5334000" cy="3381375"/>
+                    </a:xfrm>
+                    <a:prstGeom prst="rect">
+                      <a:avLst/>
+                    </a:prstGeom>
+                  </pic:spPr>
+                </pic:pic>
+              </a:graphicData>
+            </a:graphic>
+          </wp:inline>
+        </w:drawing>
+      </w:r>
+    </w:p>
+    <w:p>
+      <w:pPr>
+        <w:spacing w:after="100"/>
+      </w:pPr>
+      <w:r>
+        <w:rPr>
+          <w:b/>
+          <w:bCs/>
+        </w:rPr>
+        <w:t xml:space="preserve">Figure 2.7: Autonomous car (textbook page 40)</w:t>
+      </w:r>
+    </w:p>
+    <w:p>
+      <w:pPr>
+        <w:spacing w:after="40" w:before="120"/>
+      </w:pPr>
+      <w:r>
+        <w:drawing>
+          <wp:inline distT="0" distB="0" distL="0" distR="0">
+            <wp:extent cx="5219700" cy="3590925"/>
+            <wp:effectExtent t="0" r="0" b="0" l="0"/>
+            <wp:docPr id="13" name="Figure 2.8" descr="Facial recognition using AI" title="Figure 2.8"/>
+            <wp:cNvGraphicFramePr>
+              <a:graphicFrameLocks xmlns:a="http://schemas.openxmlformats.org/drawingml/2006/main" noChangeAspect="1"/>
+            </wp:cNvGraphicFramePr>
+            <a:graphic xmlns:a="http://schemas.openxmlformats.org/drawingml/2006/main">
+              <a:graphicData uri="http://schemas.openxmlformats.org/drawingml/2006/picture">
+                <pic:pic xmlns:pic="http://schemas.openxmlformats.org/drawingml/2006/picture">
+                  <pic:nvPicPr>
+                    <pic:cNvPr id="0" name="" descr=""/>
+                    <pic:cNvPicPr>
+                      <a:picLocks noChangeAspect="1" noChangeArrowheads="1"/>
+                    </pic:cNvPicPr>
+                  </pic:nvPicPr>
+                  <pic:blipFill>
+                    <a:blip r:embed="rId14" cstate="none"/>
+                    <a:srcRect/>
+                    <a:stretch>
+                      <a:fillRect/>
+                    </a:stretch>
+                  </pic:blipFill>
+                  <pic:spPr bwMode="auto">
+                    <a:xfrm>
+                      <a:off x="0" y="0"/>
+                      <a:ext cx="5219700" cy="3590925"/>
+                    </a:xfrm>
+                    <a:prstGeom prst="rect">
+                      <a:avLst/>
+                    </a:prstGeom>
+                  </pic:spPr>
+                </pic:pic>
+              </a:graphicData>
+            </a:graphic>
+          </wp:inline>
+        </w:drawing>
+      </w:r>
+    </w:p>
+    <w:p>
+      <w:pPr>
+        <w:spacing w:after="100"/>
+      </w:pPr>
+      <w:r>
+        <w:rPr>
+          <w:b/>
+          <w:bCs/>
+        </w:rPr>
+        <w:t xml:space="preserve">Figure 2.8: Facial recognition using AI (textbook page 40)</w:t>
+      </w:r>
+    </w:p>
+    <w:p>
+      <w:pPr>
+        <w:spacing w:after="40" w:before="120"/>
+      </w:pPr>
+      <w:r>
+        <w:drawing>
+          <wp:inline distT="0" distB="0" distL="0" distR="0">
+            <wp:extent cx="5334000" cy="2438400"/>
+            <wp:effectExtent t="0" r="0" b="0" l="0"/>
+            <wp:docPr id="14" name="Figure 2.9" descr="AI application in surveillance" title="Figure 2.9"/>
+            <wp:cNvGraphicFramePr>
+              <a:graphicFrameLocks xmlns:a="http://schemas.openxmlformats.org/drawingml/2006/main" noChangeAspect="1"/>
+            </wp:cNvGraphicFramePr>
+            <a:graphic xmlns:a="http://schemas.openxmlformats.org/drawingml/2006/main">
+              <a:graphicData uri="http://schemas.openxmlformats.org/drawingml/2006/picture">
+                <pic:pic xmlns:pic="http://schemas.openxmlformats.org/drawingml/2006/picture">
+                  <pic:nvPicPr>
+                    <pic:cNvPr id="0" name="" descr=""/>
+                    <pic:cNvPicPr>
+                      <a:picLocks noChangeAspect="1" noChangeArrowheads="1"/>
+                    </pic:cNvPicPr>
+                  </pic:nvPicPr>
+                  <pic:blipFill>
+                    <a:blip r:embed="rId15" cstate="none"/>
+                    <a:srcRect/>
+                    <a:stretch>
+                      <a:fillRect/>
+                    </a:stretch>
+                  </pic:blipFill>
+                  <pic:spPr bwMode="auto">
+                    <a:xfrm>
+                      <a:off x="0" y="0"/>
+                      <a:ext cx="5334000" cy="2438400"/>
+                    </a:xfrm>
+                    <a:prstGeom prst="rect">
+                      <a:avLst/>
+                    </a:prstGeom>
+                  </pic:spPr>
+                </pic:pic>
+              </a:graphicData>
+            </a:graphic>
+          </wp:inline>
+        </w:drawing>
+      </w:r>
+    </w:p>
+    <w:p>
+      <w:pPr>
+        <w:spacing w:after="100"/>
+      </w:pPr>
+      <w:r>
+        <w:rPr>
+          <w:b/>
+          <w:bCs/>
+        </w:rPr>
+        <w:t xml:space="preserve">Figure 2.9: AI application in surveillance (textbook page 41)</w:t>
+      </w:r>
+    </w:p>
+    <w:p>
+      <w:pPr>
+        <w:spacing w:after="40" w:before="120"/>
+      </w:pPr>
+      <w:r>
+        <w:drawing>
+          <wp:inline distT="0" distB="0" distL="0" distR="0">
+            <wp:extent cx="5334000" cy="2990850"/>
+            <wp:effectExtent t="0" r="0" b="0" l="0"/>
+            <wp:docPr id="15" name="Figure 2.10" descr="AI based agriculture Precision Farming" title="Figure 2.10"/>
+            <wp:cNvGraphicFramePr>
+              <a:graphicFrameLocks xmlns:a="http://schemas.openxmlformats.org/drawingml/2006/main" noChangeAspect="1"/>
+            </wp:cNvGraphicFramePr>
+            <a:graphic xmlns:a="http://schemas.openxmlformats.org/drawingml/2006/main">
+              <a:graphicData uri="http://schemas.openxmlformats.org/drawingml/2006/picture">
+                <pic:pic xmlns:pic="http://schemas.openxmlformats.org/drawingml/2006/picture">
+                  <pic:nvPicPr>
+                    <pic:cNvPr id="0" name="" descr=""/>
+                    <pic:cNvPicPr>
+                      <a:picLocks noChangeAspect="1" noChangeArrowheads="1"/>
+                    </pic:cNvPicPr>
+                  </pic:nvPicPr>
+                  <pic:blipFill>
+                    <a:blip r:embed="rId16" cstate="none"/>
+                    <a:srcRect/>
+                    <a:stretch>
+                      <a:fillRect/>
+                    </a:stretch>
+                  </pic:blipFill>
+                  <pic:spPr bwMode="auto">
+                    <a:xfrm>
+                      <a:off x="0" y="0"/>
+                      <a:ext cx="5334000" cy="2990850"/>
+                    </a:xfrm>
+                    <a:prstGeom prst="rect">
+                      <a:avLst/>
+                    </a:prstGeom>
+                  </pic:spPr>
+                </pic:pic>
+              </a:graphicData>
+            </a:graphic>
+          </wp:inline>
+        </w:drawing>
+      </w:r>
+    </w:p>
+    <w:p>
+      <w:pPr>
+        <w:spacing w:after="100"/>
+      </w:pPr>
+      <w:r>
+        <w:rPr>
+          <w:b/>
+          <w:bCs/>
+        </w:rPr>
+        <w:t xml:space="preserve">Figure 2.10: AI based agriculture Precision Farming (textbook page 41)</w:t>
+      </w:r>
+    </w:p>
+    <w:p>
+      <w:pPr>
+        <w:spacing w:after="40" w:before="120"/>
+      </w:pPr>
+      <w:r>
+        <w:drawing>
+          <wp:inline distT="0" distB="0" distL="0" distR="0">
+            <wp:extent cx="5162550" cy="3238500"/>
+            <wp:effectExtent t="0" r="0" b="0" l="0"/>
+            <wp:docPr id="16" name="Figure 2.11" descr="Chatbot" title="Figure 2.11"/>
+            <wp:cNvGraphicFramePr>
+              <a:graphicFrameLocks xmlns:a="http://schemas.openxmlformats.org/drawingml/2006/main" noChangeAspect="1"/>
+            </wp:cNvGraphicFramePr>
+            <a:graphic xmlns:a="http://schemas.openxmlformats.org/drawingml/2006/main">
+              <a:graphicData uri="http://schemas.openxmlformats.org/drawingml/2006/picture">
+                <pic:pic xmlns:pic="http://schemas.openxmlformats.org/drawingml/2006/picture">
+                  <pic:nvPicPr>
+                    <pic:cNvPr id="0" name="" descr=""/>
+                    <pic:cNvPicPr>
+                      <a:picLocks noChangeAspect="1" noChangeArrowheads="1"/>
+                    </pic:cNvPicPr>
+                  </pic:nvPicPr>
+                  <pic:blipFill>
+                    <a:blip r:embed="rId17" cstate="none"/>
+                    <a:srcRect/>
+                    <a:stretch>
+                      <a:fillRect/>
+                    </a:stretch>
+                  </pic:blipFill>
+                  <pic:spPr bwMode="auto">
+                    <a:xfrm>
+                      <a:off x="0" y="0"/>
+                      <a:ext cx="5162550" cy="3238500"/>
+                    </a:xfrm>
+                    <a:prstGeom prst="rect">
+                      <a:avLst/>
+                    </a:prstGeom>
+                  </pic:spPr>
+                </pic:pic>
+              </a:graphicData>
+            </a:graphic>
+          </wp:inline>
+        </w:drawing>
+      </w:r>
+    </w:p>
+    <w:p>
+      <w:pPr>
+        <w:spacing w:after="100"/>
+      </w:pPr>
+      <w:r>
+        <w:rPr>
+          <w:b/>
+          <w:bCs/>
+        </w:rPr>
+        <w:t xml:space="preserve">Figure 2.11: Chatbot (textbook page 42)</w:t>
+      </w:r>
+    </w:p>
+    <w:p>
+      <w:pPr>
+        <w:spacing w:after="40" w:before="120"/>
+      </w:pPr>
+      <w:r>
+        <w:drawing>
+          <wp:inline distT="0" distB="0" distL="0" distR="0">
+            <wp:extent cx="4276725" cy="4448175"/>
+            <wp:effectExtent t="0" r="0" b="0" l="0"/>
+            <wp:docPr id="17" name="Figure 2.12" descr="AI application in surgery" title="Figure 2.12"/>
+            <wp:cNvGraphicFramePr>
+              <a:graphicFrameLocks xmlns:a="http://schemas.openxmlformats.org/drawingml/2006/main" noChangeAspect="1"/>
+            </wp:cNvGraphicFramePr>
+            <a:graphic xmlns:a="http://schemas.openxmlformats.org/drawingml/2006/main">
+              <a:graphicData uri="http://schemas.openxmlformats.org/drawingml/2006/picture">
+                <pic:pic xmlns:pic="http://schemas.openxmlformats.org/drawingml/2006/picture">
+                  <pic:nvPicPr>
+                    <pic:cNvPr id="0" name="" descr=""/>
+                    <pic:cNvPicPr>
+                      <a:picLocks noChangeAspect="1" noChangeArrowheads="1"/>
+                    </pic:cNvPicPr>
+                  </pic:nvPicPr>
+                  <pic:blipFill>
+                    <a:blip r:embed="rId18" cstate="none"/>
+                    <a:srcRect/>
+                    <a:stretch>
+                      <a:fillRect/>
+                    </a:stretch>
+                  </pic:blipFill>
+                  <pic:spPr bwMode="auto">
+                    <a:xfrm>
+                      <a:off x="0" y="0"/>
+                      <a:ext cx="4276725" cy="4448175"/>
+                    </a:xfrm>
+                    <a:prstGeom prst="rect">
+                      <a:avLst/>
+                    </a:prstGeom>
+                  </pic:spPr>
+                </pic:pic>
+              </a:graphicData>
+            </a:graphic>
+          </wp:inline>
+        </w:drawing>
+      </w:r>
+    </w:p>
+    <w:p>
+      <w:pPr>
+        <w:spacing w:after="100"/>
+      </w:pPr>
+      <w:r>
+        <w:rPr>
+          <w:b/>
+          <w:bCs/>
+        </w:rPr>
+        <w:t xml:space="preserve">Figure 2.12: AI application in surgery (textbook page 42)</w:t>
+      </w:r>
+    </w:p>
+    <w:p>
+      <w:pPr>
+        <w:spacing w:after="40" w:before="120"/>
+      </w:pPr>
+      <w:r>
+        <w:drawing>
+          <wp:inline distT="0" distB="0" distL="0" distR="0">
+            <wp:extent cx="4591050" cy="3686175"/>
+            <wp:effectExtent t="0" r="0" b="0" l="0"/>
+            <wp:docPr id="18" name="Figure 2.13" descr="Robonaut and an astronaut" title="Figure 2.13"/>
+            <wp:cNvGraphicFramePr>
+              <a:graphicFrameLocks xmlns:a="http://schemas.openxmlformats.org/drawingml/2006/main" noChangeAspect="1"/>
+            </wp:cNvGraphicFramePr>
+            <a:graphic xmlns:a="http://schemas.openxmlformats.org/drawingml/2006/main">
+              <a:graphicData uri="http://schemas.openxmlformats.org/drawingml/2006/picture">
+                <pic:pic xmlns:pic="http://schemas.openxmlformats.org/drawingml/2006/picture">
+                  <pic:nvPicPr>
+                    <pic:cNvPr id="0" name="" descr=""/>
+                    <pic:cNvPicPr>
+                      <a:picLocks noChangeAspect="1" noChangeArrowheads="1"/>
+                    </pic:cNvPicPr>
+                  </pic:nvPicPr>
+                  <pic:blipFill>
+                    <a:blip r:embed="rId19" cstate="none"/>
+                    <a:srcRect/>
+                    <a:stretch>
+                      <a:fillRect/>
+                    </a:stretch>
+                  </pic:blipFill>
+                  <pic:spPr bwMode="auto">
+                    <a:xfrm>
+                      <a:off x="0" y="0"/>
+                      <a:ext cx="4591050" cy="3686175"/>
+                    </a:xfrm>
+                    <a:prstGeom prst="rect">
+                      <a:avLst/>
+                    </a:prstGeom>
+                  </pic:spPr>
+                </pic:pic>
+              </a:graphicData>
+            </a:graphic>
+          </wp:inline>
+        </w:drawing>
+      </w:r>
+    </w:p>
+    <w:p>
+      <w:pPr>
+        <w:spacing w:after="100"/>
+      </w:pPr>
+      <w:r>
+        <w:rPr>
+          <w:b/>
+          <w:bCs/>
+        </w:rPr>
+        <w:t xml:space="preserve">Figure 2.13: Robonaut and an astronaut (textbook page 43)</w:t>
+      </w:r>
+    </w:p>
+    <w:p>
+      <w:pPr>
+        <w:spacing w:after="40" w:before="120"/>
+      </w:pPr>
+      <w:r>
+        <w:drawing>
+          <wp:inline distT="0" distB="0" distL="0" distR="0">
+            <wp:extent cx="4133850" cy="3314700"/>
+            <wp:effectExtent t="0" r="0" b="0" l="0"/>
+            <wp:docPr id="19" name="Figure 2.14" descr="Smart home" title="Figure 2.14"/>
+            <wp:cNvGraphicFramePr>
+              <a:graphicFrameLocks xmlns:a="http://schemas.openxmlformats.org/drawingml/2006/main" noChangeAspect="1"/>
+            </wp:cNvGraphicFramePr>
+            <a:graphic xmlns:a="http://schemas.openxmlformats.org/drawingml/2006/main">
+              <a:graphicData uri="http://schemas.openxmlformats.org/drawingml/2006/picture">
+                <pic:pic xmlns:pic="http://schemas.openxmlformats.org/drawingml/2006/picture">
+                  <pic:nvPicPr>
+                    <pic:cNvPr id="0" name="" descr=""/>
+                    <pic:cNvPicPr>
+                      <a:picLocks noChangeAspect="1" noChangeArrowheads="1"/>
+                    </pic:cNvPicPr>
+                  </pic:nvPicPr>
+                  <pic:blipFill>
+                    <a:blip r:embed="rId20" cstate="none"/>
+                    <a:srcRect/>
+                    <a:stretch>
+                      <a:fillRect/>
+                    </a:stretch>
+                  </pic:blipFill>
+                  <pic:spPr bwMode="auto">
+                    <a:xfrm>
+                      <a:off x="0" y="0"/>
+                      <a:ext cx="4133850" cy="3314700"/>
+                    </a:xfrm>
+                    <a:prstGeom prst="rect">
+                      <a:avLst/>
+                    </a:prstGeom>
+                  </pic:spPr>
+                </pic:pic>
+              </a:graphicData>
+            </a:graphic>
+          </wp:inline>
+        </w:drawing>
+      </w:r>
+    </w:p>
+    <w:p>
+      <w:pPr>
+        <w:spacing w:after="100"/>
+      </w:pPr>
+      <w:r>
+        <w:rPr>
+          <w:b/>
+          <w:bCs/>
+        </w:rPr>
+        <w:t xml:space="preserve">Figure 2.14: Smart home (textbook page 43)</w:t>
+      </w:r>
+    </w:p>
+    <w:p>
+      <w:pPr>
+        <w:spacing w:after="40" w:before="120"/>
+      </w:pPr>
+      <w:r>
+        <w:drawing>
+          <wp:inline distT="0" distB="0" distL="0" distR="0">
+            <wp:extent cx="3505200" cy="2800350"/>
+            <wp:effectExtent t="0" r="0" b="0" l="0"/>
+            <wp:docPr id="20" name="Figure 2.15" descr="Application of AI in banks" title="Figure 2.15"/>
+            <wp:cNvGraphicFramePr>
+              <a:graphicFrameLocks xmlns:a="http://schemas.openxmlformats.org/drawingml/2006/main" noChangeAspect="1"/>
+            </wp:cNvGraphicFramePr>
+            <a:graphic xmlns:a="http://schemas.openxmlformats.org/drawingml/2006/main">
+              <a:graphicData uri="http://schemas.openxmlformats.org/drawingml/2006/picture">
+                <pic:pic xmlns:pic="http://schemas.openxmlformats.org/drawingml/2006/picture">
+                  <pic:nvPicPr>
+                    <pic:cNvPr id="0" name="" descr=""/>
+                    <pic:cNvPicPr>
+                      <a:picLocks noChangeAspect="1" noChangeArrowheads="1"/>
+                    </pic:cNvPicPr>
+                  </pic:nvPicPr>
+                  <pic:blipFill>
+                    <a:blip r:embed="rId21" cstate="none"/>
+                    <a:srcRect/>
+                    <a:stretch>
+                      <a:fillRect/>
+                    </a:stretch>
+                  </pic:blipFill>
+                  <pic:spPr bwMode="auto">
+                    <a:xfrm>
+                      <a:off x="0" y="0"/>
+                      <a:ext cx="3505200" cy="2800350"/>
+                    </a:xfrm>
+                    <a:prstGeom prst="rect">
+                      <a:avLst/>
+                    </a:prstGeom>
+                  </pic:spPr>
+                </pic:pic>
+              </a:graphicData>
+            </a:graphic>
+          </wp:inline>
+        </w:drawing>
+      </w:r>
+    </w:p>
+    <w:p>
+      <w:pPr>
+        <w:spacing w:after="100"/>
+      </w:pPr>
+      <w:r>
+        <w:rPr>
+          <w:b/>
+          <w:bCs/>
+        </w:rPr>
+        <w:t xml:space="preserve">Figure 2.15: Application of AI in banks (textbook page 43)</w:t>
+      </w:r>
+    </w:p>
+    <w:p>
+      <w:pPr>
+        <w:spacing w:after="40" w:before="120"/>
+      </w:pPr>
+      <w:r>
+        <w:drawing>
+          <wp:inline distT="0" distB="0" distL="0" distR="0">
+            <wp:extent cx="5334000" cy="2981325"/>
+            <wp:effectExtent t="0" r="0" b="0" l="0"/>
+            <wp:docPr id="21" name="Figure 2.16" descr="Google Rankbrain: Google’s application of AI" title="Figure 2.16"/>
+            <wp:cNvGraphicFramePr>
+              <a:graphicFrameLocks xmlns:a="http://schemas.openxmlformats.org/drawingml/2006/main" noChangeAspect="1"/>
+            </wp:cNvGraphicFramePr>
+            <a:graphic xmlns:a="http://schemas.openxmlformats.org/drawingml/2006/main">
+              <a:graphicData uri="http://schemas.openxmlformats.org/drawingml/2006/picture">
+                <pic:pic xmlns:pic="http://schemas.openxmlformats.org/drawingml/2006/picture">
+                  <pic:nvPicPr>
+                    <pic:cNvPr id="0" name="" descr=""/>
+                    <pic:cNvPicPr>
+                      <a:picLocks noChangeAspect="1" noChangeArrowheads="1"/>
+                    </pic:cNvPicPr>
+                  </pic:nvPicPr>
+                  <pic:blipFill>
+                    <a:blip r:embed="rId22" cstate="none"/>
+                    <a:srcRect/>
+                    <a:stretch>
+                      <a:fillRect/>
+                    </a:stretch>
+                  </pic:blipFill>
+                  <pic:spPr bwMode="auto">
+                    <a:xfrm>
+                      <a:off x="0" y="0"/>
+                      <a:ext cx="5334000" cy="2981325"/>
+                    </a:xfrm>
+                    <a:prstGeom prst="rect">
+                      <a:avLst/>
+                    </a:prstGeom>
+                  </pic:spPr>
+                </pic:pic>
+              </a:graphicData>
+            </a:graphic>
+          </wp:inline>
+        </w:drawing>
+      </w:r>
+    </w:p>
+    <w:p>
+      <w:pPr>
+        <w:spacing w:after="100"/>
+      </w:pPr>
+      <w:r>
+        <w:rPr>
+          <w:b/>
+          <w:bCs/>
+        </w:rPr>
+        <w:t xml:space="preserve">Figure 2.16: Google Rankbrain: Google’s application of AI (textbook page 44)</w:t>
       </w:r>
     </w:p>
     <w:p>
